--- a/Reportes/FC_GarantiaA_SBP327.docx
+++ b/Reportes/FC_GarantiaA_SBP327.docx
@@ -39,7 +39,7 @@
     </w:p>
     <w:p>
       <w:pPr>
-        <w:framePr w:w="2413" w:h="242" w:hRule="exact" w:wrap="auto" w:vAnchor="page" w:hAnchor="page" w:x="3207" w:y="1203"/>
+        <w:framePr w:w="8389" w:h="242" w:hRule="exact" w:wrap="auto" w:vAnchor="page" w:hAnchor="page" w:x="3207" w:y="1203"/>
         <w:widowControl w:val="0"/>
         <w:tabs>
           <w:tab w:val="left" w:pos="360"/>
@@ -69,12 +69,36 @@
           <w:sz w:val="19"/>
           <w:szCs w:val="24"/>
         </w:rPr>
-        <w:t>{custom.NumeroFianza}</w:t>
-      </w:r>
-    </w:p>
-    <w:p>
-      <w:pPr>
-        <w:framePr w:w="2413" w:h="242" w:hRule="exact" w:wrap="auto" w:vAnchor="page" w:hAnchor="page" w:x="3194" w:y="1504"/>
+        <w:t>{</w:t>
+      </w:r>
+      <w:proofErr w:type="spellStart"/>
+      <w:proofErr w:type="gramStart"/>
+      <w:r>
+        <w:rPr>
+          <w:rFonts w:ascii="Arial" w:eastAsia="Times New Roman" w:hAnsi="Arial" w:cs="Arial"/>
+          <w:color w:val="000000"/>
+          <w:kern w:val="2"/>
+          <w:sz w:val="19"/>
+          <w:szCs w:val="24"/>
+        </w:rPr>
+        <w:t>custom.NumeroFianza</w:t>
+      </w:r>
+      <w:proofErr w:type="spellEnd"/>
+      <w:proofErr w:type="gramEnd"/>
+      <w:r>
+        <w:rPr>
+          <w:rFonts w:ascii="Arial" w:eastAsia="Times New Roman" w:hAnsi="Arial" w:cs="Arial"/>
+          <w:color w:val="000000"/>
+          <w:kern w:val="2"/>
+          <w:sz w:val="19"/>
+          <w:szCs w:val="24"/>
+        </w:rPr>
+        <w:t>}</w:t>
+      </w:r>
+    </w:p>
+    <w:p>
+      <w:pPr>
+        <w:framePr w:w="8388" w:h="242" w:hRule="exact" w:wrap="auto" w:vAnchor="page" w:hAnchor="page" w:x="3194" w:y="1504"/>
         <w:widowControl w:val="0"/>
         <w:tabs>
           <w:tab w:val="left" w:pos="360"/>
@@ -104,7 +128,31 @@
           <w:sz w:val="19"/>
           <w:szCs w:val="24"/>
         </w:rPr>
-        <w:t>{custom.Descripcion}</w:t>
+        <w:t>{</w:t>
+      </w:r>
+      <w:proofErr w:type="spellStart"/>
+      <w:proofErr w:type="gramStart"/>
+      <w:r>
+        <w:rPr>
+          <w:rFonts w:ascii="Arial" w:eastAsia="Times New Roman" w:hAnsi="Arial" w:cs="Arial"/>
+          <w:color w:val="000000"/>
+          <w:kern w:val="2"/>
+          <w:sz w:val="19"/>
+          <w:szCs w:val="24"/>
+        </w:rPr>
+        <w:t>custom.Descripcion</w:t>
+      </w:r>
+      <w:proofErr w:type="spellEnd"/>
+      <w:proofErr w:type="gramEnd"/>
+      <w:r>
+        <w:rPr>
+          <w:rFonts w:ascii="Arial" w:eastAsia="Times New Roman" w:hAnsi="Arial" w:cs="Arial"/>
+          <w:color w:val="000000"/>
+          <w:kern w:val="2"/>
+          <w:sz w:val="19"/>
+          <w:szCs w:val="24"/>
+        </w:rPr>
+        <w:t>}</w:t>
       </w:r>
     </w:p>
     <w:p>
@@ -139,7 +187,31 @@
           <w:sz w:val="19"/>
           <w:szCs w:val="24"/>
         </w:rPr>
-        <w:t>ACREEDOR: ustom.AFavor}</w:t>
+        <w:t xml:space="preserve">ACREEDOR: </w:t>
+      </w:r>
+      <w:proofErr w:type="spellStart"/>
+      <w:proofErr w:type="gramStart"/>
+      <w:r>
+        <w:rPr>
+          <w:rFonts w:ascii="Arial" w:eastAsia="Times New Roman" w:hAnsi="Arial" w:cs="Arial"/>
+          <w:color w:val="000000"/>
+          <w:kern w:val="2"/>
+          <w:sz w:val="19"/>
+          <w:szCs w:val="24"/>
+        </w:rPr>
+        <w:t>ustom.AFavor</w:t>
+      </w:r>
+      <w:proofErr w:type="spellEnd"/>
+      <w:proofErr w:type="gramEnd"/>
+      <w:r>
+        <w:rPr>
+          <w:rFonts w:ascii="Arial" w:eastAsia="Times New Roman" w:hAnsi="Arial" w:cs="Arial"/>
+          <w:color w:val="000000"/>
+          <w:kern w:val="2"/>
+          <w:sz w:val="19"/>
+          <w:szCs w:val="24"/>
+        </w:rPr>
+        <w:t>}</w:t>
       </w:r>
     </w:p>
     <w:p>
@@ -297,7 +369,7 @@
     </w:p>
     <w:p>
       <w:pPr>
-        <w:framePr w:w="2413" w:h="242" w:hRule="exact" w:wrap="auto" w:vAnchor="page" w:hAnchor="page" w:x="3194" w:y="1767"/>
+        <w:framePr w:w="8341" w:h="242" w:hRule="exact" w:wrap="auto" w:vAnchor="page" w:hAnchor="page" w:x="3194" w:y="1767"/>
         <w:widowControl w:val="0"/>
         <w:tabs>
           <w:tab w:val="left" w:pos="360"/>
@@ -329,12 +401,38 @@
           <w:szCs w:val="24"/>
           <w:lang w:val="en-US"/>
         </w:rPr>
-        <w:t>{custom.Tenedor}</w:t>
-      </w:r>
-    </w:p>
-    <w:p>
-      <w:pPr>
-        <w:framePr w:w="2413" w:h="242" w:hRule="exact" w:wrap="auto" w:vAnchor="page" w:hAnchor="page" w:x="3182" w:y="2042"/>
+        <w:t>{</w:t>
+      </w:r>
+      <w:proofErr w:type="spellStart"/>
+      <w:proofErr w:type="gramStart"/>
+      <w:r>
+        <w:rPr>
+          <w:rFonts w:ascii="Arial" w:eastAsia="Times New Roman" w:hAnsi="Arial" w:cs="Arial"/>
+          <w:color w:val="000000"/>
+          <w:kern w:val="2"/>
+          <w:sz w:val="19"/>
+          <w:szCs w:val="24"/>
+          <w:lang w:val="en-US"/>
+        </w:rPr>
+        <w:t>custom.Tenedor</w:t>
+      </w:r>
+      <w:proofErr w:type="spellEnd"/>
+      <w:proofErr w:type="gramEnd"/>
+      <w:r>
+        <w:rPr>
+          <w:rFonts w:ascii="Arial" w:eastAsia="Times New Roman" w:hAnsi="Arial" w:cs="Arial"/>
+          <w:color w:val="000000"/>
+          <w:kern w:val="2"/>
+          <w:sz w:val="19"/>
+          <w:szCs w:val="24"/>
+          <w:lang w:val="en-US"/>
+        </w:rPr>
+        <w:t>}</w:t>
+      </w:r>
+    </w:p>
+    <w:p>
+      <w:pPr>
+        <w:framePr w:w="8398" w:h="242" w:hRule="exact" w:wrap="auto" w:vAnchor="page" w:hAnchor="page" w:x="3182" w:y="2042"/>
         <w:widowControl w:val="0"/>
         <w:tabs>
           <w:tab w:val="left" w:pos="360"/>
@@ -366,7 +464,33 @@
           <w:szCs w:val="24"/>
           <w:lang w:val="en-US"/>
         </w:rPr>
-        <w:t>{custom.AFavor}</w:t>
+        <w:t>{</w:t>
+      </w:r>
+      <w:proofErr w:type="spellStart"/>
+      <w:proofErr w:type="gramStart"/>
+      <w:r>
+        <w:rPr>
+          <w:rFonts w:ascii="Arial" w:eastAsia="Times New Roman" w:hAnsi="Arial" w:cs="Arial"/>
+          <w:color w:val="000000"/>
+          <w:kern w:val="2"/>
+          <w:sz w:val="19"/>
+          <w:szCs w:val="24"/>
+          <w:lang w:val="en-US"/>
+        </w:rPr>
+        <w:t>custom.AFavor</w:t>
+      </w:r>
+      <w:proofErr w:type="spellEnd"/>
+      <w:proofErr w:type="gramEnd"/>
+      <w:r>
+        <w:rPr>
+          <w:rFonts w:ascii="Arial" w:eastAsia="Times New Roman" w:hAnsi="Arial" w:cs="Arial"/>
+          <w:color w:val="000000"/>
+          <w:kern w:val="2"/>
+          <w:sz w:val="19"/>
+          <w:szCs w:val="24"/>
+          <w:lang w:val="en-US"/>
+        </w:rPr>
+        <w:t>}</w:t>
       </w:r>
     </w:p>
     <w:p>
@@ -408,7 +532,7 @@
     </w:p>
     <w:p>
       <w:pPr>
-        <w:framePr w:w="2413" w:h="242" w:hRule="exact" w:wrap="auto" w:vAnchor="page" w:hAnchor="page" w:x="3177" w:y="2350"/>
+        <w:framePr w:w="8277" w:h="242" w:hRule="exact" w:wrap="auto" w:vAnchor="page" w:hAnchor="page" w:x="3177" w:y="2350"/>
         <w:widowControl w:val="0"/>
         <w:tabs>
           <w:tab w:val="left" w:pos="360"/>
@@ -438,7 +562,31 @@
           <w:sz w:val="19"/>
           <w:szCs w:val="24"/>
         </w:rPr>
-        <w:t>{custom.HastaTexto}</w:t>
+        <w:t>{</w:t>
+      </w:r>
+      <w:proofErr w:type="spellStart"/>
+      <w:proofErr w:type="gramStart"/>
+      <w:r>
+        <w:rPr>
+          <w:rFonts w:ascii="Arial" w:eastAsia="Times New Roman" w:hAnsi="Arial" w:cs="Arial"/>
+          <w:color w:val="000000"/>
+          <w:kern w:val="2"/>
+          <w:sz w:val="19"/>
+          <w:szCs w:val="24"/>
+        </w:rPr>
+        <w:t>custom.HastaTexto</w:t>
+      </w:r>
+      <w:proofErr w:type="spellEnd"/>
+      <w:proofErr w:type="gramEnd"/>
+      <w:r>
+        <w:rPr>
+          <w:rFonts w:ascii="Arial" w:eastAsia="Times New Roman" w:hAnsi="Arial" w:cs="Arial"/>
+          <w:color w:val="000000"/>
+          <w:kern w:val="2"/>
+          <w:sz w:val="19"/>
+          <w:szCs w:val="24"/>
+        </w:rPr>
+        <w:t>}</w:t>
       </w:r>
     </w:p>
     <w:p>
@@ -528,7 +676,33 @@
           <w:sz w:val="19"/>
           <w:szCs w:val="24"/>
         </w:rPr>
-        <w:t>{custom.SumaTextoTotal}</w:t>
+        <w:t>{</w:t>
+      </w:r>
+      <w:proofErr w:type="spellStart"/>
+      <w:proofErr w:type="gramStart"/>
+      <w:r>
+        <w:rPr>
+          <w:rFonts w:ascii="Arial" w:eastAsia="Times New Roman" w:hAnsi="Arial" w:cs="Arial"/>
+          <w:b/>
+          <w:color w:val="000000"/>
+          <w:kern w:val="2"/>
+          <w:sz w:val="19"/>
+          <w:szCs w:val="24"/>
+        </w:rPr>
+        <w:t>custom.SumaTextoTotal</w:t>
+      </w:r>
+      <w:proofErr w:type="spellEnd"/>
+      <w:proofErr w:type="gramEnd"/>
+      <w:r>
+        <w:rPr>
+          <w:rFonts w:ascii="Arial" w:eastAsia="Times New Roman" w:hAnsi="Arial" w:cs="Arial"/>
+          <w:b/>
+          <w:color w:val="000000"/>
+          <w:kern w:val="2"/>
+          <w:sz w:val="19"/>
+          <w:szCs w:val="24"/>
+        </w:rPr>
+        <w:t>}</w:t>
       </w:r>
       <w:r>
         <w:rPr>
@@ -585,7 +759,33 @@
           <w:sz w:val="19"/>
           <w:szCs w:val="24"/>
         </w:rPr>
-        <w:t>{custom.SumaTextoTotal}</w:t>
+        <w:t>{</w:t>
+      </w:r>
+      <w:proofErr w:type="spellStart"/>
+      <w:proofErr w:type="gramStart"/>
+      <w:r>
+        <w:rPr>
+          <w:rFonts w:ascii="Arial" w:eastAsia="Times New Roman" w:hAnsi="Arial" w:cs="Arial"/>
+          <w:b/>
+          <w:color w:val="000000"/>
+          <w:kern w:val="2"/>
+          <w:sz w:val="19"/>
+          <w:szCs w:val="24"/>
+        </w:rPr>
+        <w:t>custom.SumaTextoTotal</w:t>
+      </w:r>
+      <w:proofErr w:type="spellEnd"/>
+      <w:proofErr w:type="gramEnd"/>
+      <w:r>
+        <w:rPr>
+          <w:rFonts w:ascii="Arial" w:eastAsia="Times New Roman" w:hAnsi="Arial" w:cs="Arial"/>
+          <w:b/>
+          <w:color w:val="000000"/>
+          <w:kern w:val="2"/>
+          <w:sz w:val="19"/>
+          <w:szCs w:val="24"/>
+        </w:rPr>
+        <w:t>}</w:t>
       </w:r>
       <w:r>
         <w:rPr>
@@ -770,17 +970,61 @@
           <w:sz w:val="19"/>
           <w:szCs w:val="24"/>
         </w:rPr>
-        <w:t xml:space="preserve">., en adelante denominada LA  FIADORA, por este medio le garantiza a </w:t>
-      </w:r>
-      <w:r>
-        <w:rPr>
-          <w:rFonts w:ascii="Arial" w:eastAsia="Times New Roman" w:hAnsi="Arial" w:cs="Arial"/>
-          <w:color w:val="000000"/>
-          <w:kern w:val="2"/>
-          <w:sz w:val="19"/>
-          <w:szCs w:val="24"/>
-        </w:rPr>
-        <w:t>{custom.AFavor}</w:t>
+        <w:t xml:space="preserve">., en adelante denominada </w:t>
+      </w:r>
+      <w:proofErr w:type="gramStart"/>
+      <w:r>
+        <w:rPr>
+          <w:rFonts w:ascii="Arial" w:eastAsia="Times New Roman" w:hAnsi="Arial" w:cs="Arial"/>
+          <w:color w:val="000000"/>
+          <w:kern w:val="2"/>
+          <w:sz w:val="19"/>
+          <w:szCs w:val="24"/>
+        </w:rPr>
+        <w:t>LA  FIADORA</w:t>
+      </w:r>
+      <w:proofErr w:type="gramEnd"/>
+      <w:r>
+        <w:rPr>
+          <w:rFonts w:ascii="Arial" w:eastAsia="Times New Roman" w:hAnsi="Arial" w:cs="Arial"/>
+          <w:color w:val="000000"/>
+          <w:kern w:val="2"/>
+          <w:sz w:val="19"/>
+          <w:szCs w:val="24"/>
+        </w:rPr>
+        <w:t xml:space="preserve">, por este medio le garantiza a </w:t>
+      </w:r>
+      <w:r>
+        <w:rPr>
+          <w:rFonts w:ascii="Arial" w:eastAsia="Times New Roman" w:hAnsi="Arial" w:cs="Arial"/>
+          <w:color w:val="000000"/>
+          <w:kern w:val="2"/>
+          <w:sz w:val="19"/>
+          <w:szCs w:val="24"/>
+        </w:rPr>
+        <w:t>{</w:t>
+      </w:r>
+      <w:proofErr w:type="spellStart"/>
+      <w:r>
+        <w:rPr>
+          <w:rFonts w:ascii="Arial" w:eastAsia="Times New Roman" w:hAnsi="Arial" w:cs="Arial"/>
+          <w:color w:val="000000"/>
+          <w:kern w:val="2"/>
+          <w:sz w:val="19"/>
+          <w:szCs w:val="24"/>
+        </w:rPr>
+        <w:t>custom.AFavor</w:t>
+      </w:r>
+      <w:proofErr w:type="spellEnd"/>
+      <w:r>
+        <w:rPr>
+          <w:rFonts w:ascii="Arial" w:eastAsia="Times New Roman" w:hAnsi="Arial" w:cs="Arial"/>
+          <w:color w:val="000000"/>
+          <w:kern w:val="2"/>
+          <w:sz w:val="19"/>
+          <w:szCs w:val="24"/>
+        </w:rPr>
+        <w:t>}</w:t>
       </w:r>
       <w:r>
         <w:rPr>
@@ -802,7 +1046,35 @@
           <w:sz w:val="19"/>
           <w:szCs w:val="24"/>
         </w:rPr>
-        <w:t>{custom.Descripcion}</w:t>
+        <w:t>{</w:t>
+      </w:r>
+      <w:proofErr w:type="spellStart"/>
+      <w:proofErr w:type="gramStart"/>
+      <w:r>
+        <w:rPr>
+          <w:rFonts w:ascii="Arial" w:eastAsia="Times New Roman" w:hAnsi="Arial" w:cs="Arial"/>
+          <w:b/>
+          <w:bCs/>
+          <w:color w:val="000000"/>
+          <w:kern w:val="2"/>
+          <w:sz w:val="19"/>
+          <w:szCs w:val="24"/>
+        </w:rPr>
+        <w:t>custom.Descripcion</w:t>
+      </w:r>
+      <w:proofErr w:type="spellEnd"/>
+      <w:proofErr w:type="gramEnd"/>
+      <w:r>
+        <w:rPr>
+          <w:rFonts w:ascii="Arial" w:eastAsia="Times New Roman" w:hAnsi="Arial" w:cs="Arial"/>
+          <w:b/>
+          <w:bCs/>
+          <w:color w:val="000000"/>
+          <w:kern w:val="2"/>
+          <w:sz w:val="19"/>
+          <w:szCs w:val="24"/>
+        </w:rPr>
+        <w:t>}</w:t>
       </w:r>
       <w:r>
         <w:rPr>
@@ -823,7 +1095,31 @@
           <w:sz w:val="19"/>
           <w:szCs w:val="24"/>
         </w:rPr>
-        <w:t>{custom.SumaTextoTotal}</w:t>
+        <w:t>{</w:t>
+      </w:r>
+      <w:proofErr w:type="spellStart"/>
+      <w:r>
+        <w:rPr>
+          <w:rFonts w:ascii="Arial" w:eastAsia="Times New Roman" w:hAnsi="Arial" w:cs="Arial"/>
+          <w:b/>
+          <w:color w:val="000000"/>
+          <w:kern w:val="2"/>
+          <w:sz w:val="19"/>
+          <w:szCs w:val="24"/>
+        </w:rPr>
+        <w:t>custom.SumaTextoTotal</w:t>
+      </w:r>
+      <w:proofErr w:type="spellEnd"/>
+      <w:r>
+        <w:rPr>
+          <w:rFonts w:ascii="Arial" w:eastAsia="Times New Roman" w:hAnsi="Arial" w:cs="Arial"/>
+          <w:b/>
+          <w:color w:val="000000"/>
+          <w:kern w:val="2"/>
+          <w:sz w:val="19"/>
+          <w:szCs w:val="24"/>
+        </w:rPr>
+        <w:t>}</w:t>
       </w:r>
     </w:p>
     <w:p>
@@ -1196,7 +1492,31 @@
           <w:sz w:val="19"/>
           <w:szCs w:val="24"/>
         </w:rPr>
-        <w:t>{custom.FechaActualTextoMin}</w:t>
+        <w:t>{</w:t>
+      </w:r>
+      <w:proofErr w:type="spellStart"/>
+      <w:proofErr w:type="gramStart"/>
+      <w:r>
+        <w:rPr>
+          <w:rFonts w:ascii="Arial" w:eastAsia="Times New Roman" w:hAnsi="Arial" w:cs="Arial"/>
+          <w:color w:val="000000"/>
+          <w:kern w:val="2"/>
+          <w:sz w:val="19"/>
+          <w:szCs w:val="24"/>
+        </w:rPr>
+        <w:t>custom.FechaActualTextoMin</w:t>
+      </w:r>
+      <w:proofErr w:type="spellEnd"/>
+      <w:proofErr w:type="gramEnd"/>
+      <w:r>
+        <w:rPr>
+          <w:rFonts w:ascii="Arial" w:eastAsia="Times New Roman" w:hAnsi="Arial" w:cs="Arial"/>
+          <w:color w:val="000000"/>
+          <w:kern w:val="2"/>
+          <w:sz w:val="19"/>
+          <w:szCs w:val="24"/>
+        </w:rPr>
+        <w:t>}</w:t>
       </w:r>
       <w:r>
         <w:rPr>
@@ -1450,7 +1770,29 @@
           <w:sz w:val="19"/>
           <w:szCs w:val="24"/>
         </w:rPr>
-        <w:t>La vigencia de esta fianza corresponde al período de ejecución del contrato principal más un término de sesenta (60) días posteriores al vencimiento del mismo, o  cuando se haya efectuado el total reintegro a EL ACREEDOR de la suma anticipada, fecha o condición en que terminará toda responsabilidad de LA FIADORA para EL ACREEDOR por razón de la presente fianza.</w:t>
+        <w:t xml:space="preserve">La vigencia de esta fianza corresponde al período de ejecución del contrato principal más un término de sesenta (60) días posteriores al vencimiento del mismo, </w:t>
+      </w:r>
+      <w:proofErr w:type="gramStart"/>
+      <w:r>
+        <w:rPr>
+          <w:rFonts w:ascii="Arial" w:eastAsia="Times New Roman" w:hAnsi="Arial" w:cs="Arial"/>
+          <w:color w:val="000000"/>
+          <w:kern w:val="2"/>
+          <w:sz w:val="19"/>
+          <w:szCs w:val="24"/>
+        </w:rPr>
+        <w:t>o  cuando</w:t>
+      </w:r>
+      <w:proofErr w:type="gramEnd"/>
+      <w:r>
+        <w:rPr>
+          <w:rFonts w:ascii="Arial" w:eastAsia="Times New Roman" w:hAnsi="Arial" w:cs="Arial"/>
+          <w:color w:val="000000"/>
+          <w:kern w:val="2"/>
+          <w:sz w:val="19"/>
+          <w:szCs w:val="24"/>
+        </w:rPr>
+        <w:t xml:space="preserve"> se haya efectuado el total reintegro a EL ACREEDOR de la suma anticipada, fecha o condición en que terminará toda responsabilidad de LA FIADORA para EL ACREEDOR por razón de la presente fianza.</w:t>
       </w:r>
     </w:p>
     <w:p>
@@ -1511,7 +1853,29 @@
           <w:sz w:val="15"/>
           <w:szCs w:val="24"/>
         </w:rPr>
-        <w:t xml:space="preserve">Texto de Fianzas de acuerdo a modelo establecido por la Cámara de Comercio Internacional, </w:t>
+        <w:t xml:space="preserve">Texto de Fianzas </w:t>
+      </w:r>
+      <w:proofErr w:type="gramStart"/>
+      <w:r>
+        <w:rPr>
+          <w:rFonts w:ascii="Arial" w:eastAsia="Times New Roman" w:hAnsi="Arial" w:cs="Arial"/>
+          <w:color w:val="000000"/>
+          <w:kern w:val="2"/>
+          <w:sz w:val="15"/>
+          <w:szCs w:val="24"/>
+        </w:rPr>
+        <w:t>de acuerdo a</w:t>
+      </w:r>
+      <w:proofErr w:type="gramEnd"/>
+      <w:r>
+        <w:rPr>
+          <w:rFonts w:ascii="Arial" w:eastAsia="Times New Roman" w:hAnsi="Arial" w:cs="Arial"/>
+          <w:color w:val="000000"/>
+          <w:kern w:val="2"/>
+          <w:sz w:val="15"/>
+          <w:szCs w:val="24"/>
+        </w:rPr>
+        <w:t xml:space="preserve"> modelo establecido por la Cámara de Comercio Internacional, </w:t>
       </w:r>
     </w:p>
     <w:p>

--- a/Reportes/FC_GarantiaA_SBP327.docx
+++ b/Reportes/FC_GarantiaA_SBP327.docx
@@ -1797,7 +1797,6 @@
     </w:p>
     <w:p>
       <w:pPr>
-        <w:framePr w:w="11210" w:h="401" w:hRule="exact" w:wrap="auto" w:vAnchor="page" w:hAnchor="page" w:x="541" w:y="12411"/>
         <w:widowControl w:val="0"/>
         <w:tabs>
           <w:tab w:val="left" w:pos="360"/>
@@ -1845,107 +1844,9 @@
           <w:szCs w:val="24"/>
         </w:rPr>
       </w:pPr>
-      <w:r>
-        <w:rPr>
-          <w:rFonts w:ascii="Arial" w:eastAsia="Times New Roman" w:hAnsi="Arial" w:cs="Arial"/>
-          <w:color w:val="000000"/>
-          <w:kern w:val="2"/>
-          <w:sz w:val="15"/>
-          <w:szCs w:val="24"/>
-        </w:rPr>
-        <w:t xml:space="preserve">Texto de Fianzas </w:t>
-      </w:r>
-      <w:proofErr w:type="gramStart"/>
-      <w:r>
-        <w:rPr>
-          <w:rFonts w:ascii="Arial" w:eastAsia="Times New Roman" w:hAnsi="Arial" w:cs="Arial"/>
-          <w:color w:val="000000"/>
-          <w:kern w:val="2"/>
-          <w:sz w:val="15"/>
-          <w:szCs w:val="24"/>
-        </w:rPr>
-        <w:t>de acuerdo a</w:t>
-      </w:r>
-      <w:proofErr w:type="gramEnd"/>
-      <w:r>
-        <w:rPr>
-          <w:rFonts w:ascii="Arial" w:eastAsia="Times New Roman" w:hAnsi="Arial" w:cs="Arial"/>
-          <w:color w:val="000000"/>
-          <w:kern w:val="2"/>
-          <w:sz w:val="15"/>
-          <w:szCs w:val="24"/>
-        </w:rPr>
-        <w:t xml:space="preserve"> modelo establecido por la Cámara de Comercio Internacional, </w:t>
-      </w:r>
-    </w:p>
-    <w:p>
-      <w:pPr>
-        <w:framePr w:w="11210" w:h="401" w:hRule="exact" w:wrap="auto" w:vAnchor="page" w:hAnchor="page" w:x="541" w:y="12411"/>
-        <w:widowControl w:val="0"/>
-        <w:tabs>
-          <w:tab w:val="left" w:pos="360"/>
-          <w:tab w:val="left" w:pos="720"/>
-          <w:tab w:val="left" w:pos="1080"/>
-          <w:tab w:val="left" w:pos="1440"/>
-          <w:tab w:val="left" w:pos="1800"/>
-          <w:tab w:val="left" w:pos="2160"/>
-          <w:tab w:val="left" w:pos="2520"/>
-          <w:tab w:val="left" w:pos="2880"/>
-          <w:tab w:val="left" w:pos="3240"/>
-          <w:tab w:val="left" w:pos="3600"/>
-          <w:tab w:val="left" w:pos="3960"/>
-          <w:tab w:val="left" w:pos="4320"/>
-          <w:tab w:val="left" w:pos="4680"/>
-          <w:tab w:val="left" w:pos="5040"/>
-          <w:tab w:val="left" w:pos="5400"/>
-          <w:tab w:val="left" w:pos="5760"/>
-          <w:tab w:val="left" w:pos="6120"/>
-          <w:tab w:val="left" w:pos="6480"/>
-          <w:tab w:val="left" w:pos="6840"/>
-          <w:tab w:val="left" w:pos="7200"/>
-          <w:tab w:val="left" w:pos="7560"/>
-          <w:tab w:val="left" w:pos="7920"/>
-          <w:tab w:val="left" w:pos="8280"/>
-          <w:tab w:val="left" w:pos="8640"/>
-          <w:tab w:val="left" w:pos="9000"/>
-          <w:tab w:val="left" w:pos="9360"/>
-          <w:tab w:val="left" w:pos="9720"/>
-          <w:tab w:val="left" w:pos="10080"/>
-          <w:tab w:val="left" w:pos="10440"/>
-          <w:tab w:val="left" w:pos="10800"/>
-          <w:tab w:val="left" w:pos="11160"/>
-        </w:tabs>
-        <w:autoSpaceDE w:val="0"/>
-        <w:autoSpaceDN w:val="0"/>
-        <w:adjustRightInd w:val="0"/>
-        <w:spacing w:after="0" w:line="240" w:lineRule="auto"/>
-        <w:jc w:val="center"/>
-        <w:rPr>
-          <w:rFonts w:ascii="Arial" w:eastAsia="Times New Roman" w:hAnsi="Arial" w:cs="Arial"/>
-          <w:color w:val="000000"/>
-          <w:kern w:val="2"/>
-          <w:sz w:val="15"/>
-          <w:szCs w:val="24"/>
-        </w:rPr>
-      </w:pPr>
-      <w:r>
-        <w:rPr>
-          <w:rFonts w:ascii="Arial" w:eastAsia="Times New Roman" w:hAnsi="Arial" w:cs="Arial"/>
-          <w:color w:val="000000"/>
-          <w:kern w:val="2"/>
-          <w:sz w:val="15"/>
-          <w:szCs w:val="24"/>
-        </w:rPr>
-        <w:t>y aprobado por la Superintendencia de Seguros y Reaseguros de Panamá</w:t>
-      </w:r>
     </w:p>
     <w:sectPr>
-      <w:headerReference w:type="even" r:id="rId6"/>
-      <w:headerReference w:type="default" r:id="rId7"/>
-      <w:footerReference w:type="even" r:id="rId8"/>
-      <w:footerReference w:type="default" r:id="rId9"/>
-      <w:headerReference w:type="first" r:id="rId10"/>
-      <w:footerReference w:type="first" r:id="rId11"/>
+      <w:footerReference w:type="default" r:id="rId6"/>
       <w:type w:val="continuous"/>
       <w:pgSz w:w="12242" w:h="15842"/>
       <w:pgMar w:top="360" w:right="360" w:bottom="360" w:left="360" w:header="720" w:footer="720" w:gutter="0"/>
@@ -1983,19 +1884,148 @@
 
 <file path=word/footer1.xml><?xml version="1.0" encoding="utf-8"?>
 <w:ftr xmlns:wpc="http://schemas.microsoft.com/office/word/2010/wordprocessingCanvas" xmlns:cx="http://schemas.microsoft.com/office/drawing/2014/chartex" xmlns:cx1="http://schemas.microsoft.com/office/drawing/2015/9/8/chartex" xmlns:cx2="http://schemas.microsoft.com/office/drawing/2015/10/21/chartex" xmlns:cx3="http://schemas.microsoft.com/office/drawing/2016/5/9/chartex" xmlns:cx4="http://schemas.microsoft.com/office/drawing/2016/5/10/chartex" xmlns:cx5="http://schemas.microsoft.com/office/drawing/2016/5/11/chartex" xmlns:cx6="http://schemas.microsoft.com/office/drawing/2016/5/12/chartex" xmlns:cx7="http://schemas.microsoft.com/office/drawing/2016/5/13/chartex" xmlns:cx8="http://schemas.microsoft.com/office/drawing/2016/5/14/chartex" xmlns:mc="http://schemas.openxmlformats.org/markup-compatibility/2006" xmlns:aink="http://schemas.microsoft.com/office/drawing/2016/ink" xmlns:am3d="http://schemas.microsoft.com/office/drawing/2017/model3d" xmlns:o="urn:schemas-microsoft-com:office:office" xmlns:oel="http://schemas.microsoft.com/office/2019/extlst" xmlns:r="http://schemas.openxmlformats.org/officeDocument/2006/relationships" xmlns:m="http://schemas.openxmlformats.org/officeDocument/2006/math" xmlns:v="urn:schemas-microsoft-com:vml" xmlns:wp14="http://schemas.microsoft.com/office/word/2010/wordprocessingDrawing" xmlns:wp="http://schemas.openxmlformats.org/drawingml/2006/wordprocessingDrawing" xmlns:w10="urn:schemas-microsoft-com:office:word" xmlns:w="http://schemas.openxmlformats.org/wordprocessingml/2006/main" xmlns:w14="http://schemas.microsoft.com/office/word/2010/wordml" xmlns:w15="http://schemas.microsoft.com/office/word/2012/wordml" xmlns:w16cex="http://schemas.microsoft.com/office/word/2018/wordml/cex" xmlns:w16cid="http://schemas.microsoft.com/office/word/2016/wordml/cid" xmlns:w16="http://schemas.microsoft.com/office/word/2018/wordml" xmlns:w16sdtdh="http://schemas.microsoft.com/office/word/2020/wordml/sdtdatahash" xmlns:w16se="http://schemas.microsoft.com/office/word/2015/wordml/symex" xmlns:wpg="http://schemas.microsoft.com/office/word/2010/wordprocessingGroup" xmlns:wpi="http://schemas.microsoft.com/office/word/2010/wordprocessingInk" xmlns:wne="http://schemas.microsoft.com/office/word/2006/wordml" xmlns:wps="http://schemas.microsoft.com/office/word/2010/wordprocessingShape" mc:Ignorable="w14 w15 w16se w16cid w16 w16cex w16sdtdh wp14">
-  <w:p/>
-</w:ftr>
-</file>
-
-<file path=word/footer2.xml><?xml version="1.0" encoding="utf-8"?>
-<w:ftr xmlns:wpc="http://schemas.microsoft.com/office/word/2010/wordprocessingCanvas" xmlns:cx="http://schemas.microsoft.com/office/drawing/2014/chartex" xmlns:cx1="http://schemas.microsoft.com/office/drawing/2015/9/8/chartex" xmlns:cx2="http://schemas.microsoft.com/office/drawing/2015/10/21/chartex" xmlns:cx3="http://schemas.microsoft.com/office/drawing/2016/5/9/chartex" xmlns:cx4="http://schemas.microsoft.com/office/drawing/2016/5/10/chartex" xmlns:cx5="http://schemas.microsoft.com/office/drawing/2016/5/11/chartex" xmlns:cx6="http://schemas.microsoft.com/office/drawing/2016/5/12/chartex" xmlns:cx7="http://schemas.microsoft.com/office/drawing/2016/5/13/chartex" xmlns:cx8="http://schemas.microsoft.com/office/drawing/2016/5/14/chartex" xmlns:mc="http://schemas.openxmlformats.org/markup-compatibility/2006" xmlns:aink="http://schemas.microsoft.com/office/drawing/2016/ink" xmlns:am3d="http://schemas.microsoft.com/office/drawing/2017/model3d" xmlns:o="urn:schemas-microsoft-com:office:office" xmlns:oel="http://schemas.microsoft.com/office/2019/extlst" xmlns:r="http://schemas.openxmlformats.org/officeDocument/2006/relationships" xmlns:m="http://schemas.openxmlformats.org/officeDocument/2006/math" xmlns:v="urn:schemas-microsoft-com:vml" xmlns:wp14="http://schemas.microsoft.com/office/word/2010/wordprocessingDrawing" xmlns:wp="http://schemas.openxmlformats.org/drawingml/2006/wordprocessingDrawing" xmlns:w10="urn:schemas-microsoft-com:office:word" xmlns:w="http://schemas.openxmlformats.org/wordprocessingml/2006/main" xmlns:w14="http://schemas.microsoft.com/office/word/2010/wordml" xmlns:w15="http://schemas.microsoft.com/office/word/2012/wordml" xmlns:w16cex="http://schemas.microsoft.com/office/word/2018/wordml/cex" xmlns:w16cid="http://schemas.microsoft.com/office/word/2016/wordml/cid" xmlns:w16="http://schemas.microsoft.com/office/word/2018/wordml" xmlns:w16sdtdh="http://schemas.microsoft.com/office/word/2020/wordml/sdtdatahash" xmlns:w16se="http://schemas.microsoft.com/office/word/2015/wordml/symex" xmlns:wpg="http://schemas.microsoft.com/office/word/2010/wordprocessingGroup" xmlns:wpi="http://schemas.microsoft.com/office/word/2010/wordprocessingInk" xmlns:wne="http://schemas.microsoft.com/office/word/2006/wordml" xmlns:wps="http://schemas.microsoft.com/office/word/2010/wordprocessingShape" mc:Ignorable="w14 w15 w16se w16cid w16 w16cex w16sdtdh wp14">
-  <w:p/>
-</w:ftr>
-</file>
-
-<file path=word/footer3.xml><?xml version="1.0" encoding="utf-8"?>
-<w:ftr xmlns:wpc="http://schemas.microsoft.com/office/word/2010/wordprocessingCanvas" xmlns:cx="http://schemas.microsoft.com/office/drawing/2014/chartex" xmlns:cx1="http://schemas.microsoft.com/office/drawing/2015/9/8/chartex" xmlns:cx2="http://schemas.microsoft.com/office/drawing/2015/10/21/chartex" xmlns:cx3="http://schemas.microsoft.com/office/drawing/2016/5/9/chartex" xmlns:cx4="http://schemas.microsoft.com/office/drawing/2016/5/10/chartex" xmlns:cx5="http://schemas.microsoft.com/office/drawing/2016/5/11/chartex" xmlns:cx6="http://schemas.microsoft.com/office/drawing/2016/5/12/chartex" xmlns:cx7="http://schemas.microsoft.com/office/drawing/2016/5/13/chartex" xmlns:cx8="http://schemas.microsoft.com/office/drawing/2016/5/14/chartex" xmlns:mc="http://schemas.openxmlformats.org/markup-compatibility/2006" xmlns:aink="http://schemas.microsoft.com/office/drawing/2016/ink" xmlns:am3d="http://schemas.microsoft.com/office/drawing/2017/model3d" xmlns:o="urn:schemas-microsoft-com:office:office" xmlns:oel="http://schemas.microsoft.com/office/2019/extlst" xmlns:r="http://schemas.openxmlformats.org/officeDocument/2006/relationships" xmlns:m="http://schemas.openxmlformats.org/officeDocument/2006/math" xmlns:v="urn:schemas-microsoft-com:vml" xmlns:wp14="http://schemas.microsoft.com/office/word/2010/wordprocessingDrawing" xmlns:wp="http://schemas.openxmlformats.org/drawingml/2006/wordprocessingDrawing" xmlns:w10="urn:schemas-microsoft-com:office:word" xmlns:w="http://schemas.openxmlformats.org/wordprocessingml/2006/main" xmlns:w14="http://schemas.microsoft.com/office/word/2010/wordml" xmlns:w15="http://schemas.microsoft.com/office/word/2012/wordml" xmlns:w16cex="http://schemas.microsoft.com/office/word/2018/wordml/cex" xmlns:w16cid="http://schemas.microsoft.com/office/word/2016/wordml/cid" xmlns:w16="http://schemas.microsoft.com/office/word/2018/wordml" xmlns:w16sdtdh="http://schemas.microsoft.com/office/word/2020/wordml/sdtdatahash" xmlns:w16se="http://schemas.microsoft.com/office/word/2015/wordml/symex" xmlns:wpg="http://schemas.microsoft.com/office/word/2010/wordprocessingGroup" xmlns:wpi="http://schemas.microsoft.com/office/word/2010/wordprocessingInk" xmlns:wne="http://schemas.microsoft.com/office/word/2006/wordml" xmlns:wps="http://schemas.microsoft.com/office/word/2010/wordprocessingShape" mc:Ignorable="w14 w15 w16se w16cid w16 w16cex w16sdtdh wp14">
-  <w:p/>
+  <w:p>
+    <w:pPr>
+      <w:widowControl w:val="0"/>
+      <w:tabs>
+        <w:tab w:val="left" w:pos="360"/>
+        <w:tab w:val="left" w:pos="720"/>
+        <w:tab w:val="left" w:pos="1080"/>
+        <w:tab w:val="left" w:pos="1440"/>
+        <w:tab w:val="left" w:pos="1800"/>
+        <w:tab w:val="left" w:pos="2160"/>
+        <w:tab w:val="left" w:pos="2520"/>
+        <w:tab w:val="left" w:pos="2880"/>
+        <w:tab w:val="left" w:pos="3240"/>
+        <w:tab w:val="left" w:pos="3600"/>
+        <w:tab w:val="left" w:pos="3960"/>
+        <w:tab w:val="left" w:pos="4320"/>
+        <w:tab w:val="left" w:pos="4680"/>
+        <w:tab w:val="left" w:pos="5040"/>
+        <w:tab w:val="left" w:pos="5400"/>
+        <w:tab w:val="left" w:pos="5760"/>
+        <w:tab w:val="left" w:pos="6120"/>
+        <w:tab w:val="left" w:pos="6480"/>
+        <w:tab w:val="left" w:pos="6840"/>
+        <w:tab w:val="left" w:pos="7200"/>
+        <w:tab w:val="left" w:pos="7560"/>
+        <w:tab w:val="left" w:pos="7920"/>
+        <w:tab w:val="left" w:pos="8280"/>
+        <w:tab w:val="left" w:pos="8640"/>
+        <w:tab w:val="left" w:pos="9000"/>
+        <w:tab w:val="left" w:pos="9360"/>
+        <w:tab w:val="left" w:pos="9720"/>
+        <w:tab w:val="left" w:pos="10080"/>
+        <w:tab w:val="left" w:pos="10440"/>
+        <w:tab w:val="left" w:pos="10800"/>
+        <w:tab w:val="left" w:pos="11160"/>
+      </w:tabs>
+      <w:autoSpaceDE w:val="0"/>
+      <w:autoSpaceDN w:val="0"/>
+      <w:adjustRightInd w:val="0"/>
+      <w:spacing w:after="0" w:line="240" w:lineRule="auto"/>
+      <w:jc w:val="center"/>
+      <w:rPr>
+        <w:rFonts w:ascii="Arial" w:eastAsia="Times New Roman" w:hAnsi="Arial" w:cs="Arial"/>
+        <w:color w:val="000000"/>
+        <w:kern w:val="2"/>
+        <w:sz w:val="15"/>
+        <w:szCs w:val="24"/>
+      </w:rPr>
+    </w:pPr>
+    <w:r>
+      <w:rPr>
+        <w:rFonts w:ascii="Arial" w:eastAsia="Times New Roman" w:hAnsi="Arial" w:cs="Arial"/>
+        <w:color w:val="000000"/>
+        <w:kern w:val="2"/>
+        <w:sz w:val="15"/>
+        <w:szCs w:val="24"/>
+      </w:rPr>
+      <w:t xml:space="preserve">Texto de Fianzas </w:t>
+    </w:r>
+    <w:proofErr w:type="gramStart"/>
+    <w:r>
+      <w:rPr>
+        <w:rFonts w:ascii="Arial" w:eastAsia="Times New Roman" w:hAnsi="Arial" w:cs="Arial"/>
+        <w:color w:val="000000"/>
+        <w:kern w:val="2"/>
+        <w:sz w:val="15"/>
+        <w:szCs w:val="24"/>
+      </w:rPr>
+      <w:t>de acuerdo a</w:t>
+    </w:r>
+    <w:proofErr w:type="gramEnd"/>
+    <w:r>
+      <w:rPr>
+        <w:rFonts w:ascii="Arial" w:eastAsia="Times New Roman" w:hAnsi="Arial" w:cs="Arial"/>
+        <w:color w:val="000000"/>
+        <w:kern w:val="2"/>
+        <w:sz w:val="15"/>
+        <w:szCs w:val="24"/>
+      </w:rPr>
+      <w:t xml:space="preserve"> modelo establecido por la Cámara de Comercio Internacional, </w:t>
+    </w:r>
+  </w:p>
+  <w:p>
+    <w:pPr>
+      <w:widowControl w:val="0"/>
+      <w:tabs>
+        <w:tab w:val="left" w:pos="360"/>
+        <w:tab w:val="left" w:pos="720"/>
+        <w:tab w:val="left" w:pos="1080"/>
+        <w:tab w:val="left" w:pos="1440"/>
+        <w:tab w:val="left" w:pos="1800"/>
+        <w:tab w:val="left" w:pos="2160"/>
+        <w:tab w:val="left" w:pos="2520"/>
+        <w:tab w:val="left" w:pos="2880"/>
+        <w:tab w:val="left" w:pos="3240"/>
+        <w:tab w:val="left" w:pos="3600"/>
+        <w:tab w:val="left" w:pos="3960"/>
+        <w:tab w:val="left" w:pos="4320"/>
+        <w:tab w:val="left" w:pos="4680"/>
+        <w:tab w:val="left" w:pos="5040"/>
+        <w:tab w:val="left" w:pos="5400"/>
+        <w:tab w:val="left" w:pos="5760"/>
+        <w:tab w:val="left" w:pos="6120"/>
+        <w:tab w:val="left" w:pos="6480"/>
+        <w:tab w:val="left" w:pos="6840"/>
+        <w:tab w:val="left" w:pos="7200"/>
+        <w:tab w:val="left" w:pos="7560"/>
+        <w:tab w:val="left" w:pos="7920"/>
+        <w:tab w:val="left" w:pos="8280"/>
+        <w:tab w:val="left" w:pos="8640"/>
+        <w:tab w:val="left" w:pos="9000"/>
+        <w:tab w:val="left" w:pos="9360"/>
+        <w:tab w:val="left" w:pos="9720"/>
+        <w:tab w:val="left" w:pos="10080"/>
+        <w:tab w:val="left" w:pos="10440"/>
+        <w:tab w:val="left" w:pos="10800"/>
+        <w:tab w:val="left" w:pos="11160"/>
+      </w:tabs>
+      <w:autoSpaceDE w:val="0"/>
+      <w:autoSpaceDN w:val="0"/>
+      <w:adjustRightInd w:val="0"/>
+      <w:spacing w:after="0" w:line="240" w:lineRule="auto"/>
+      <w:jc w:val="center"/>
+      <w:rPr>
+        <w:rFonts w:ascii="Arial" w:eastAsia="Times New Roman" w:hAnsi="Arial" w:cs="Arial"/>
+        <w:color w:val="000000"/>
+        <w:kern w:val="2"/>
+        <w:sz w:val="15"/>
+        <w:szCs w:val="24"/>
+      </w:rPr>
+    </w:pPr>
+    <w:r>
+      <w:rPr>
+        <w:rFonts w:ascii="Arial" w:eastAsia="Times New Roman" w:hAnsi="Arial" w:cs="Arial"/>
+        <w:color w:val="000000"/>
+        <w:kern w:val="2"/>
+        <w:sz w:val="15"/>
+        <w:szCs w:val="24"/>
+      </w:rPr>
+      <w:t>y aprobado por la Superintendencia de Seguros y Reaseguros de Panamá</w:t>
+    </w:r>
+  </w:p>
 </w:ftr>
 </file>
 
@@ -2022,24 +2052,6 @@
     </w:p>
   </w:footnote>
 </w:footnotes>
-</file>
-
-<file path=word/header1.xml><?xml version="1.0" encoding="utf-8"?>
-<w:hdr xmlns:wpc="http://schemas.microsoft.com/office/word/2010/wordprocessingCanvas" xmlns:cx="http://schemas.microsoft.com/office/drawing/2014/chartex" xmlns:cx1="http://schemas.microsoft.com/office/drawing/2015/9/8/chartex" xmlns:cx2="http://schemas.microsoft.com/office/drawing/2015/10/21/chartex" xmlns:cx3="http://schemas.microsoft.com/office/drawing/2016/5/9/chartex" xmlns:cx4="http://schemas.microsoft.com/office/drawing/2016/5/10/chartex" xmlns:cx5="http://schemas.microsoft.com/office/drawing/2016/5/11/chartex" xmlns:cx6="http://schemas.microsoft.com/office/drawing/2016/5/12/chartex" xmlns:cx7="http://schemas.microsoft.com/office/drawing/2016/5/13/chartex" xmlns:cx8="http://schemas.microsoft.com/office/drawing/2016/5/14/chartex" xmlns:mc="http://schemas.openxmlformats.org/markup-compatibility/2006" xmlns:aink="http://schemas.microsoft.com/office/drawing/2016/ink" xmlns:am3d="http://schemas.microsoft.com/office/drawing/2017/model3d" xmlns:o="urn:schemas-microsoft-com:office:office" xmlns:oel="http://schemas.microsoft.com/office/2019/extlst" xmlns:r="http://schemas.openxmlformats.org/officeDocument/2006/relationships" xmlns:m="http://schemas.openxmlformats.org/officeDocument/2006/math" xmlns:v="urn:schemas-microsoft-com:vml" xmlns:wp14="http://schemas.microsoft.com/office/word/2010/wordprocessingDrawing" xmlns:wp="http://schemas.openxmlformats.org/drawingml/2006/wordprocessingDrawing" xmlns:w10="urn:schemas-microsoft-com:office:word" xmlns:w="http://schemas.openxmlformats.org/wordprocessingml/2006/main" xmlns:w14="http://schemas.microsoft.com/office/word/2010/wordml" xmlns:w15="http://schemas.microsoft.com/office/word/2012/wordml" xmlns:w16cex="http://schemas.microsoft.com/office/word/2018/wordml/cex" xmlns:w16cid="http://schemas.microsoft.com/office/word/2016/wordml/cid" xmlns:w16="http://schemas.microsoft.com/office/word/2018/wordml" xmlns:w16sdtdh="http://schemas.microsoft.com/office/word/2020/wordml/sdtdatahash" xmlns:w16se="http://schemas.microsoft.com/office/word/2015/wordml/symex" xmlns:wpg="http://schemas.microsoft.com/office/word/2010/wordprocessingGroup" xmlns:wpi="http://schemas.microsoft.com/office/word/2010/wordprocessingInk" xmlns:wne="http://schemas.microsoft.com/office/word/2006/wordml" xmlns:wps="http://schemas.microsoft.com/office/word/2010/wordprocessingShape" mc:Ignorable="w14 w15 w16se w16cid w16 w16cex w16sdtdh wp14">
-  <w:p/>
-</w:hdr>
-</file>
-
-<file path=word/header2.xml><?xml version="1.0" encoding="utf-8"?>
-<w:hdr xmlns:wpc="http://schemas.microsoft.com/office/word/2010/wordprocessingCanvas" xmlns:cx="http://schemas.microsoft.com/office/drawing/2014/chartex" xmlns:cx1="http://schemas.microsoft.com/office/drawing/2015/9/8/chartex" xmlns:cx2="http://schemas.microsoft.com/office/drawing/2015/10/21/chartex" xmlns:cx3="http://schemas.microsoft.com/office/drawing/2016/5/9/chartex" xmlns:cx4="http://schemas.microsoft.com/office/drawing/2016/5/10/chartex" xmlns:cx5="http://schemas.microsoft.com/office/drawing/2016/5/11/chartex" xmlns:cx6="http://schemas.microsoft.com/office/drawing/2016/5/12/chartex" xmlns:cx7="http://schemas.microsoft.com/office/drawing/2016/5/13/chartex" xmlns:cx8="http://schemas.microsoft.com/office/drawing/2016/5/14/chartex" xmlns:mc="http://schemas.openxmlformats.org/markup-compatibility/2006" xmlns:aink="http://schemas.microsoft.com/office/drawing/2016/ink" xmlns:am3d="http://schemas.microsoft.com/office/drawing/2017/model3d" xmlns:o="urn:schemas-microsoft-com:office:office" xmlns:oel="http://schemas.microsoft.com/office/2019/extlst" xmlns:r="http://schemas.openxmlformats.org/officeDocument/2006/relationships" xmlns:m="http://schemas.openxmlformats.org/officeDocument/2006/math" xmlns:v="urn:schemas-microsoft-com:vml" xmlns:wp14="http://schemas.microsoft.com/office/word/2010/wordprocessingDrawing" xmlns:wp="http://schemas.openxmlformats.org/drawingml/2006/wordprocessingDrawing" xmlns:w10="urn:schemas-microsoft-com:office:word" xmlns:w="http://schemas.openxmlformats.org/wordprocessingml/2006/main" xmlns:w14="http://schemas.microsoft.com/office/word/2010/wordml" xmlns:w15="http://schemas.microsoft.com/office/word/2012/wordml" xmlns:w16cex="http://schemas.microsoft.com/office/word/2018/wordml/cex" xmlns:w16cid="http://schemas.microsoft.com/office/word/2016/wordml/cid" xmlns:w16="http://schemas.microsoft.com/office/word/2018/wordml" xmlns:w16sdtdh="http://schemas.microsoft.com/office/word/2020/wordml/sdtdatahash" xmlns:w16se="http://schemas.microsoft.com/office/word/2015/wordml/symex" xmlns:wpg="http://schemas.microsoft.com/office/word/2010/wordprocessingGroup" xmlns:wpi="http://schemas.microsoft.com/office/word/2010/wordprocessingInk" xmlns:wne="http://schemas.microsoft.com/office/word/2006/wordml" xmlns:wps="http://schemas.microsoft.com/office/word/2010/wordprocessingShape" mc:Ignorable="w14 w15 w16se w16cid w16 w16cex w16sdtdh wp14">
-  <w:p/>
-</w:hdr>
-</file>
-
-<file path=word/header3.xml><?xml version="1.0" encoding="utf-8"?>
-<w:hdr xmlns:wpc="http://schemas.microsoft.com/office/word/2010/wordprocessingCanvas" xmlns:cx="http://schemas.microsoft.com/office/drawing/2014/chartex" xmlns:cx1="http://schemas.microsoft.com/office/drawing/2015/9/8/chartex" xmlns:cx2="http://schemas.microsoft.com/office/drawing/2015/10/21/chartex" xmlns:cx3="http://schemas.microsoft.com/office/drawing/2016/5/9/chartex" xmlns:cx4="http://schemas.microsoft.com/office/drawing/2016/5/10/chartex" xmlns:cx5="http://schemas.microsoft.com/office/drawing/2016/5/11/chartex" xmlns:cx6="http://schemas.microsoft.com/office/drawing/2016/5/12/chartex" xmlns:cx7="http://schemas.microsoft.com/office/drawing/2016/5/13/chartex" xmlns:cx8="http://schemas.microsoft.com/office/drawing/2016/5/14/chartex" xmlns:mc="http://schemas.openxmlformats.org/markup-compatibility/2006" xmlns:aink="http://schemas.microsoft.com/office/drawing/2016/ink" xmlns:am3d="http://schemas.microsoft.com/office/drawing/2017/model3d" xmlns:o="urn:schemas-microsoft-com:office:office" xmlns:oel="http://schemas.microsoft.com/office/2019/extlst" xmlns:r="http://schemas.openxmlformats.org/officeDocument/2006/relationships" xmlns:m="http://schemas.openxmlformats.org/officeDocument/2006/math" xmlns:v="urn:schemas-microsoft-com:vml" xmlns:wp14="http://schemas.microsoft.com/office/word/2010/wordprocessingDrawing" xmlns:wp="http://schemas.openxmlformats.org/drawingml/2006/wordprocessingDrawing" xmlns:w10="urn:schemas-microsoft-com:office:word" xmlns:w="http://schemas.openxmlformats.org/wordprocessingml/2006/main" xmlns:w14="http://schemas.microsoft.com/office/word/2010/wordml" xmlns:w15="http://schemas.microsoft.com/office/word/2012/wordml" xmlns:w16cex="http://schemas.microsoft.com/office/word/2018/wordml/cex" xmlns:w16cid="http://schemas.microsoft.com/office/word/2016/wordml/cid" xmlns:w16="http://schemas.microsoft.com/office/word/2018/wordml" xmlns:w16sdtdh="http://schemas.microsoft.com/office/word/2020/wordml/sdtdatahash" xmlns:w16se="http://schemas.microsoft.com/office/word/2015/wordml/symex" xmlns:wpg="http://schemas.microsoft.com/office/word/2010/wordprocessingGroup" xmlns:wpi="http://schemas.microsoft.com/office/word/2010/wordprocessingInk" xmlns:wne="http://schemas.microsoft.com/office/word/2006/wordml" xmlns:wps="http://schemas.microsoft.com/office/word/2010/wordprocessingShape" mc:Ignorable="w14 w15 w16se w16cid w16 w16cex w16sdtdh wp14">
-  <w:p/>
-</w:hdr>
 </file>
 
 <file path=word/styles.xml><?xml version="1.0" encoding="utf-8"?>
